--- a/assets/resumes/zh/experience/杨天乐（Yo_Tenra）_简历.docx
+++ b/assets/resumes/zh/experience/杨天乐（Yo_Tenra）_简历.docx
@@ -58,7 +58,7 @@
     <w:p>
       <w:r>
         <w:rPr/>
-        <w:t>关西大学社会情報学専攻硕士在读，预计2027年9月修了。具有业务需求分析、研发协调、付费客户服务与企业数据质量改善经验。通过 AI 辅助开发研究与业务工具，关注需求拆解、业务合理性、验证及持续迭代。求职方向为 AI 应用、产品原型与业务工具；优先2027年10月入职，也接受2028年4月。</w:t>
+        <w:t>关西大学社会情報学専攻硕士在读，预计2027年9月修了。具有业务需求分析、研发协调、付费客户服务与企业数据质量改善经验。通过 AI 辅助开发研究与业务工具，关注需求拆解、业务合理性、验证及持续迭代。求职方向为 AI 应用、产品原型与业务工具。</w:t>
       </w:r>
     </w:p>
     <w:p>

--- a/assets/resumes/zh/experience/杨天乐（Yo_Tenra）_简历.docx
+++ b/assets/resumes/zh/experience/杨天乐（Yo_Tenra）_简历.docx
@@ -17,7 +17,7 @@
       </w:pPr>
       <w:r>
         <w:rPr/>
-        <w:t>AI 辅助开发　数据质量　业务需求与产品实践</w:t>
+        <w:t>关西大学硕士在读｜AI 辅助工具开发、数据质量改善与业务需求分析</w:t>
       </w:r>
     </w:p>
     <w:p>
@@ -52,13 +52,13 @@
       </w:pPr>
       <w:r>
         <w:rPr/>
-        <w:t>职业概述</w:t>
+        <w:t>个人概述</w:t>
       </w:r>
     </w:p>
     <w:p>
       <w:r>
         <w:rPr/>
-        <w:t>关西大学社会情報学専攻硕士在读，预计2027年9月修了。具有业务需求分析、研发协调、付费客户服务与企业数据质量改善经验。通过 AI 辅助开发研究与业务工具，关注需求拆解、业务合理性、验证及持续迭代。求职方向为 AI 应用、产品原型与业务工具。</w:t>
+        <w:t>就读于关西大学大学院総合情報学研究科社会情報学専攻，预计2027年9月完成硕士课程。曾在旅行公司整理业务需求、协调研发，也创办并运营过游戏相关服务；目前在 Baseconnect 从事企业数据质量改善。研究和日常使用中遇到的具体问题，是我开发工具的起点。开发时大量使用 AI，我负责明确需求、比较方案、判断业务风险并验证结果，希望将这些经验用于 AI 应用、业务工具和产品原型的开发。</w:t>
       </w:r>
     </w:p>
     <w:p>
@@ -76,7 +76,7 @@
       </w:pPr>
       <w:r>
         <w:rPr/>
-        <w:t>Baseconnect　AI 工程实习</w:t>
+        <w:t>Baseconnect｜AI 工程实习（兼职）</w:t>
       </w:r>
     </w:p>
     <w:p>
@@ -91,7 +91,7 @@
       </w:pPr>
       <w:r>
         <w:rPr/>
-        <w:t>参与企业信息抽取与质量改善，直接处理S3中供客户使用的生产数据并修改数据生产pipeline；三个月约320工时，提出并合并190个PR。</w:t>
+        <w:t>参与企业信息抽取与质量改善，直接处理 S3 中供客户使用的生产数据，并修改数据生成流程。在3个月、约320工时内提出190个 PR，均经同事审查后合并。</w:t>
       </w:r>
     </w:p>
     <w:p>
@@ -100,7 +100,7 @@
       </w:pPr>
       <w:r>
         <w:rPr/>
-        <w:t>将反复出现的修正写成可复用transform，并提交对应pipeline修正PR，减少同类问题复发。经dry-run、备份后本人执行生产修正并后检；其中后一个半月约180工时，解决38件任务。</w:t>
+        <w:t>将重复出现的数据修正整理成可复用的处理程序（transform），并向产生问题的生产流程提交修正 PR。同类问题再次出现时，判断已有程序能否直接使用、是否需要调整。先试运行（dry-run）核对改动并备份，再由本人执行生产修正、检查结果。这3个月中的后1.5个月，约180工时内完成38项修正任务。</w:t>
       </w:r>
     </w:p>
     <w:p>
@@ -109,7 +109,7 @@
       </w:pPr>
       <w:r>
         <w:rPr/>
-        <w:t>定义问题与目标，检查Claude调查与实现的业务合理性及风险；将验收标准、验证结果与作业记录留下，并建立自用数据库工作台供不同AI会话接续。</w:t>
+        <w:t>由 Claude 辅助调查和实现，本人负责定义问题与目标、核对业务要求、判断风险和组织验证。另在 AI 辅助下开发带数据库的个人工作台，保存验收标准、验证结果和作业记录，便于在不同 AI 会话中接续工作。</w:t>
       </w:r>
     </w:p>
     <w:p>
@@ -118,7 +118,7 @@
       </w:pPr>
       <w:r>
         <w:rPr/>
-        <w:t>参与改善后，某一数据项精度从40%多到85%，数据覆盖率从30%多到75%（本人工作记录，2026年10月）。</w:t>
+        <w:t>据2026年10月整理的工作记录，2026年6月上旬至9月上旬，在所负责的企业部门与组织信息中，一个特定数据项的抽取精度从40%多提高到85%，覆盖率从30%多提高到75%。精度按“正确抽取件数／抽取总件数”计算，覆盖率按“抽取总件数／标准答案数据件数”计算。</w:t>
       </w:r>
     </w:p>
     <w:p>
@@ -127,7 +127,7 @@
       </w:pPr>
       <w:r>
         <w:rPr/>
-        <w:t>关西大学　教学助理</w:t>
+        <w:t>关西大学｜教学助理（TA）</w:t>
       </w:r>
     </w:p>
     <w:p>
@@ -145,7 +145,7 @@
       </w:pPr>
       <w:r>
         <w:rPr/>
-        <w:t>支持软件开发、数学、科学素养、图形与质性研究等实习课，协助学生理解工具和作业要求。</w:t>
+        <w:t>为软件开发、数学、科学素养、图形学和质性研究等实习课答疑，说明工具操作、逻辑和作业要求，帮助学生推进学习。</w:t>
       </w:r>
     </w:p>
     <w:p>
@@ -154,16 +154,17 @@
       </w:pPr>
       <w:r>
         <w:rPr/>
-        <w:t>提供学生服务站软硬件咨询，记录问题并跟进必要的技术转交。</w:t>
+        <w:t>在学生服务站受理软硬件咨询，记录问题和发生情况，必要时转交技术人员跟进。</w:t>
       </w:r>
     </w:p>
     <w:p>
       <w:pPr>
         <w:pStyle w:val="Heading2"/>
+        <w:pageBreakBefore/>
       </w:pPr>
       <w:r>
         <w:rPr/>
-        <w:t>Studio Keya_cc　创办与运营</w:t>
+        <w:t>Studio Keya_cc｜创办与运营</w:t>
       </w:r>
     </w:p>
     <w:p>
@@ -181,7 +182,7 @@
       </w:pPr>
       <w:r>
         <w:rPr/>
-        <w:t>面向中文韩服玩家，用数学期望与投入产出分析提出具体玩法和消费方案，参与攻略图、PDF、文字、视频及攻略网站制作，向订阅攻略信息的用户持续交付。</w:t>
+        <w:t>面向中文玩家创办并运营游戏相关服务，直接提供韩元支付与游戏内购买代付、游戏内物品和货币交易担保，以及新玩家付费咨询。交易担保按手续费收费，咨询按分钟计费，同时参与短视频和攻略内容制作。</w:t>
       </w:r>
     </w:p>
     <w:p>
@@ -190,7 +191,7 @@
       </w:pPr>
       <w:r>
         <w:rPr/>
-        <w:t>经营交易、支付协助与咨询服务，累计服务2,000+去重客户，内容累计播放约50万；高峰期聘用约3名实习生并组织客服分工。</w:t>
+        <w:t>整个经营期间累计服务2,000名以上客户，已按服务整体去重；视频累计播放约50万次。</w:t>
       </w:r>
     </w:p>
     <w:p>
@@ -199,7 +200,22 @@
       </w:pPr>
       <w:r>
         <w:rPr/>
-        <w:t>累计客户收款约人民币1,500万元，包含用于执行代付的款项；累计毛利超过300万元，已扣礼品卡／充值执行成本，未扣人员和其他经营开支；累计净利润约250万元（估算）。</w:t>
+        <w:t>高峰期聘用约3名实习生，安排客服分工，共同完成服务工作。</w:t>
+      </w:r>
+    </w:p>
+    <w:p>
+      <w:pPr>
+        <w:pStyle w:val="ListBullet"/>
+      </w:pPr>
+      <w:r>
+        <w:rPr/>
+        <w:t>为看不懂韩语的中文韩服玩家整理活动规则、物品获取的数学期望和所需费用，分析投入产出，提出能以较低支出获得相同游戏内效果的玩法与购买方案。参与攻略图片、PDF、文字、视频和攻略网站制作，持续向订阅攻略信息的用户提供内容。</w:t>
+      </w:r>
+    </w:p>
+    <w:p>
+      <w:r>
+        <w:rPr/>
+        <w:t>累计客户收款约人民币1,500万元，包含代付本金。累计毛利超过人民币300万元，已扣除礼品卡购买费与充值执行成本，尚未扣除工资和其他经营开支。累计净利润估算约人民币250万元。</w:t>
       </w:r>
     </w:p>
     <w:p>
@@ -208,7 +224,7 @@
       </w:pPr>
       <w:r>
         <w:rPr/>
-        <w:t>Holly Travel Int. Travel Agency　总经理助理（CEO直属，业务需求与研发协调）</w:t>
+        <w:t>Holly Travel Int. Travel Agency｜总经理助理（CEO直属，业务需求与研发协调）</w:t>
       </w:r>
     </w:p>
     <w:p>
@@ -226,7 +242,7 @@
       </w:pPr>
       <w:r>
         <w:rPr/>
-        <w:t>观察一线调价操作，与业务和约5–10名研发成员沟通实现范围及难度，确定可用、可实现的UI方案，制作demo与需求文档。</w:t>
+        <w:t>作为 CEO 直属助理，负责整理业务需求并协调研发。观察酒店调价的一线操作，与业务人员及约5–10名协作的研发人员讨论实现范围和难度；共同确定界面方案，再制作演示原型和需求文档。</w:t>
       </w:r>
     </w:p>
     <w:p>
@@ -235,7 +251,7 @@
       </w:pPr>
       <w:r>
         <w:rPr/>
-        <w:t>用甘特图、任务依赖及工时成本跟进开发，比较满足同一业务目标的替代做法，跟进测试、修改和使用培训。</w:t>
+        <w:t>使用甘特图跟进开发进度，综合任务依赖、工时、成本及人员可投入时间安排工作。遇到问题时，比较能满足同一业务目标的替代方案，并与相关人员协调，跟进测试、修改和使用培训。</w:t>
       </w:r>
     </w:p>
     <w:p>
@@ -244,7 +260,7 @@
       </w:pPr>
       <w:r>
         <w:rPr/>
-        <w:t>参与酒店预订／分销、上下游接口及内部财务／绩效奖金计算系统的业务需求整理。</w:t>
+        <w:t>参与对接供应商和销售渠道的调价系统、酒店预订与旅行产品分销系统，以及内部财务和绩效奖金计算系统的需求分析。在酒店账单信息导入功能中，综合成本、工期和准确度，协调采用先初步匹配、再由财务人员确认并录入的方式，推动投入业务使用。技术实现由研发团队负责。</w:t>
       </w:r>
     </w:p>
     <w:p>
@@ -254,7 +270,7 @@
       </w:pPr>
       <w:r>
         <w:rPr/>
-        <w:t>代表项目</w:t>
+        <w:t>研究与开发项目</w:t>
       </w:r>
     </w:p>
     <w:p>
@@ -263,7 +279,7 @@
       </w:pPr>
       <w:r>
         <w:rPr/>
-        <w:t>CorpLink-AI　研究数据处理工具</w:t>
+        <w:t>CorpLink-AI｜研究数据处理工具</w:t>
       </w:r>
     </w:p>
     <w:p>
@@ -291,7 +307,7 @@
       </w:pPr>
       <w:r>
         <w:rPr/>
-        <w:t>将新闻文件中的企业名称与合作线索整理成关系数据和矩阵，供后续网络分析使用。</w:t>
+        <w:t>开发新闻数据处理工具，将文件中的企业名称和合作线索整理成关系数据与矩阵，供后续网络分析使用。</w:t>
       </w:r>
     </w:p>
     <w:p>
@@ -300,7 +316,7 @@
       </w:pPr>
       <w:r>
         <w:rPr/>
-        <w:t>为减少重复的数据准备，将上传、参数设置、处理与下载组织成网页流程，通过 AI 辅助开发完成。</w:t>
+        <w:t>把上传文件、设置参数、处理和下载结果连成网页流程，减少研究中反复准备数据的工作。借助 Gemini 和 ChatGPT 提供的设计与代码建议，完成需求整理、代码整合和部署。</w:t>
       </w:r>
     </w:p>
     <w:p>
@@ -309,7 +325,7 @@
       </w:pPr>
       <w:r>
         <w:rPr/>
-        <w:t>复用本地匹配结果与名称缓存，仅对未解决部分调用模型，减少重复处理。</w:t>
+        <w:t>优先复用本地匹配结果、名称字典与缓存，只对尚未解决的部分调用模型，减少重复处理和调用。</w:t>
       </w:r>
     </w:p>
     <w:p>
@@ -318,7 +334,7 @@
       </w:pPr>
       <w:r>
         <w:rPr/>
-        <w:t>开源软件依赖分析　硕士研究</w:t>
+        <w:t>开源软件依赖分析｜硕士研究</w:t>
       </w:r>
     </w:p>
     <w:p>
@@ -343,7 +359,7 @@
       </w:pPr>
       <w:r>
         <w:rPr/>
-        <w:t>将网络图、指标排名和解释联动，支持查看软件包的依赖关系与不同结构作用。</w:t>
+        <w:t>制作可切换指标的依赖网络图，让节点、排名和解释同步显示，便于比较软件包的依赖关系与各自的结构作用。</w:t>
       </w:r>
     </w:p>
     <w:p>
@@ -352,7 +368,7 @@
       </w:pPr>
       <w:r>
         <w:rPr/>
-        <w:t>演示包含 PyPI 709 个、Go 591 个样本节点；比较不同指标下的依赖结构。</w:t>
+        <w:t>使用 PyPI 709个节点、Go 591个节点的样本，从多个指标观察依赖结构，比较被直接依赖的程度，以及连接网络不同部分的作用。</w:t>
       </w:r>
     </w:p>
     <w:p>
@@ -366,8 +382,44 @@
     </w:p>
     <w:p>
       <w:r>
+        <w:rPr>
+          <w:b/>
+        </w:rPr>
+        <w:t>AWS Pass It</w:t>
+      </w:r>
+      <w:r>
         <w:rPr/>
-        <w:t>AWS Pass It支持7种AWS认证、按考试提供中日英题库、三语界面、模拟考分数预测、错题复习、术语解释与复制题目给AI；CalTracker用近期摄入和体重变化反推消耗，按减重目标计算每日摄入量，并记录身体尺寸；OOTD连接衣物、收纳格位、穿着记录与搭配，可查看每次穿着成本和未穿单品。三个Web应用均从本人日常需求出发，通过AI辅助实现并持续使用、改进。</w:t>
+        <w:t>：面向多种 AWS 认证考试的学习应用，题库涵盖中文、日文和英文，各考试提供的语言版本不同；界面支持三语。支持模拟考分数预测、错题复习、术语解释，以及复制题目向 AI 提问。</w:t>
+      </w:r>
+    </w:p>
+    <w:p>
+      <w:r>
+        <w:rPr>
+          <w:b/>
+        </w:rPr>
+        <w:t>CalTracker</w:t>
+      </w:r>
+      <w:r>
+        <w:rPr/>
+        <w:t>：记录饮食、体重和身体尺寸。根据近期摄入量与体重变化估算消耗，再结合减重目标计算每日摄入目标。</w:t>
+      </w:r>
+    </w:p>
+    <w:p>
+      <w:r>
+        <w:rPr>
+          <w:b/>
+        </w:rPr>
+        <w:t>OOTD</w:t>
+      </w:r>
+      <w:r>
+        <w:rPr/>
+        <w:t>：把衣物、收纳格位、穿着记录与搭配放在一起管理，可查看单件衣物每次穿着的成本，以及尚未穿过的单品。</w:t>
+      </w:r>
+    </w:p>
+    <w:p>
+      <w:r>
+        <w:rPr/>
+        <w:t>这三个 Web 应用都来自我自己的日常需求。我先整理需要的功能，再借助 AI 实现，并在持续使用中改进。</w:t>
       </w:r>
     </w:p>
     <w:p>
@@ -412,7 +464,7 @@
       </w:pPr>
       <w:r>
         <w:rPr/>
-        <w:t>资格与工具使用</w:t>
+        <w:t>资格与语言</w:t>
       </w:r>
     </w:p>
     <w:p>
@@ -446,9 +498,18 @@
       </w:r>
     </w:p>
     <w:p>
+      <w:pPr>
+        <w:pStyle w:val="Heading1"/>
+      </w:pPr>
       <w:r>
         <w:rPr/>
-        <w:t>有在 AI 辅助开发中使用 Python、SQL、Git 和数据处理工具的经验，能够阅读理解部分代码并进行局部判断与修改。大量实现借助 Claude 等工具，重点承担需求定义、方案比较、业务合理性检查、验证安排和迭代。</w:t>
+        <w:t>工具使用与本人分工</w:t>
+      </w:r>
+    </w:p>
+    <w:p>
+      <w:r>
+        <w:rPr/>
+        <w:t>在 AI 辅助开发中使用 Python、SQL、Git 和数据处理工具，能读懂部分代码，核对处理逻辑并作局部修改。调查和实现大量借助 Claude 等 AI 工具；本人重点负责需求定义、方案解释与比较、业务合理性和风险判断、验收标准与验证设计，再根据结果推进修改。</w:t>
       </w:r>
     </w:p>
     <w:p>
